--- a/campaigning/Cambria Campaigning.docx
+++ b/campaigning/Cambria Campaigning.docx
@@ -23,6 +23,25 @@
         </w:rPr>
         <w:t xml:space="preserve">All Events and Media Available in - </w:t>
       </w:r>
+      <w:hyperlink r:id="rId7">
+        <w:r>
+          <w:rPr>
+            <w:b w:val="1"/>
+            <w:bCs w:val="1"/>
+            <w:color w:val="1155cc"/>
+            <w:sz w:val="36"/>
+            <w:szCs w:val="36"/>
+            <w:u w:val="single"/>
+            <w:rtl w:val="0"/>
+          </w:rPr>
+          <w:t xml:space="preserve">https://uumeet-zade.github.io/AldricForCambria/events.html</w:t>
+        </w:r>
+      </w:hyperlink>
+      <w:r>
+        <w:rPr>
+          <w:rtl w:val="0"/>
+        </w:rPr>
+      </w:r>
     </w:p>
     <w:p>
       <w:pPr>
@@ -241,23 +260,7 @@
           <w:szCs w:val="28"/>
           <w:rtl w:val="0"/>
         </w:rPr>
-        <w:t xml:space="preserve">"Consolidation," Aldric said. "Three delivery firms in this region ten years ago. One now. You all know why your contracts stopped being </w:t>
-      </w:r>
-      <w:r>
-        <w:rPr>
-          <w:sz w:val="28"/>
-          <w:szCs w:val="28"/>
-          <w:rtl w:val="0"/>
-        </w:rPr>
-        <w:t xml:space="preserve">negotiations</w:t>
-      </w:r>
-      <w:r>
-        <w:rPr>
-          <w:sz w:val="28"/>
-          <w:szCs w:val="28"/>
-          <w:rtl w:val="0"/>
-        </w:rPr>
-        <w:t xml:space="preserve"> and turned into their own terms handed down from a corporation building in Montiablo you've never seen. That is monopoly, not to be confused with a fair free market, and monopoly does not care whether the hand it closes belongs to a shop owner or a shift worker. It closes on both."</w:t>
+        <w:t xml:space="preserve">"Consolidation," Aldric said. "Three delivery firms in this region ten years ago. One now. You all know why your contracts stopped being negotiations and turned into their own terms handed down from a corporation building in Montiablo you've never seen. That is monopoly, not to be confused with a fair free market, and monopoly does not care whether the hand it closes belongs to a shop owner or a shift worker. It closes on both."</w:t>
       </w:r>
     </w:p>
     <w:p>
@@ -376,39 +379,7 @@
           <w:szCs w:val="28"/>
           <w:rtl w:val="0"/>
         </w:rPr>
-        <w:t xml:space="preserve">"Before," he said. "</w:t>
-      </w:r>
-      <w:r>
-        <w:rPr>
-          <w:sz w:val="28"/>
-          <w:szCs w:val="28"/>
-          <w:rtl w:val="0"/>
-        </w:rPr>
-        <w:t xml:space="preserve">a merger</w:t>
-      </w:r>
-      <w:r>
-        <w:rPr>
-          <w:sz w:val="28"/>
-          <w:szCs w:val="28"/>
-          <w:rtl w:val="0"/>
-        </w:rPr>
-        <w:t xml:space="preserve"> or buyout above a set threshold in any sector serving a rural region triggers automatic review, which is different from a simple request. Requests can be quietly </w:t>
-      </w:r>
-      <w:r>
-        <w:rPr>
-          <w:sz w:val="28"/>
-          <w:szCs w:val="28"/>
-          <w:rtl w:val="0"/>
-        </w:rPr>
-        <w:t xml:space="preserve">avoided by filing</w:t>
-      </w:r>
-      <w:r>
-        <w:rPr>
-          <w:sz w:val="28"/>
-          <w:szCs w:val="28"/>
-          <w:rtl w:val="0"/>
-        </w:rPr>
-        <w:t xml:space="preserve"> under a different registry. Additionally, the review board isn't seated entirely in Montiablo. Regional representatives sit on it. People who'd actually notice three delivery firms becoming one, before the paperwork was finalized instead of after, when it is late to fix it."</w:t>
+        <w:t xml:space="preserve">"Before," he said. "a merger or buyout above a set threshold in any sector serving a rural region triggers automatic review, which is different from a simple request. Requests can be quietly avoided by filing under a different registry. Additionally, the review board isn't seated entirely in Montiablo. Regional representatives sit on it. People who'd actually notice three delivery firms becoming one, before the paperwork was finalized instead of after, when it is late to fix it."</w:t>
       </w:r>
     </w:p>
     <w:p>
@@ -972,56 +943,24 @@
           <w:szCs w:val="28"/>
           <w:rtl w:val="0"/>
         </w:rPr>
-        <w:t xml:space="preserve">The field stretched flat and gold and Aldric von Reichel had left the car at the road rather than have it grind down the access track. He walked the last stretch on foot, by the time he reached the </w:t>
-      </w:r>
-      <w:r>
-        <w:rPr>
-          <w:sz w:val="28"/>
-          <w:szCs w:val="28"/>
-          <w:rtl w:val="0"/>
-        </w:rPr>
-        <w:t xml:space="preserve">workers stringing</w:t>
-      </w:r>
-      <w:r>
-        <w:rPr>
-          <w:sz w:val="28"/>
-          <w:szCs w:val="28"/>
-          <w:rtl w:val="0"/>
-        </w:rPr>
-        <w:t xml:space="preserve"> wire along a fence line, he had already decided not to open with a speech.</w:t>
-      </w:r>
-    </w:p>
-    <w:p>
-      <w:pPr>
-        <w:spacing w:after="200" w:lineRule="auto"/>
-        <w:rPr>
-          <w:sz w:val="28"/>
-          <w:szCs w:val="28"/>
-        </w:rPr>
-      </w:pPr>
-      <w:r>
-        <w:rPr>
-          <w:sz w:val="28"/>
-          <w:szCs w:val="28"/>
-          <w:rtl w:val="0"/>
-        </w:rPr>
-        <w:t xml:space="preserve">There was no AVIS or any other news agency crew trailing him or any bodyguards. A rural district didn't want to watch itself being </w:t>
-      </w:r>
-      <w:r>
-        <w:rPr>
-          <w:sz w:val="28"/>
-          <w:szCs w:val="28"/>
-          <w:rtl w:val="0"/>
-        </w:rPr>
-        <w:t xml:space="preserve">performed to</w:t>
-      </w:r>
-      <w:r>
-        <w:rPr>
-          <w:sz w:val="28"/>
-          <w:szCs w:val="28"/>
-          <w:rtl w:val="0"/>
-        </w:rPr>
-        <w:t xml:space="preserve">, it wanted to see whether a man would still show up when there was no audience to perform for. The road out here had been unpaved for the last two miles, and the dust on his coat was doing more persuasive work than anything he was about to say.</w:t>
+        <w:t xml:space="preserve">The field stretched flat and gold and Aldric von Reichel had left the car at the road rather than have it grind down the access track. He walked the last stretch on foot, by the time he reached the workers stringing wire along a fence line, he had already decided not to open with a speech.</w:t>
+      </w:r>
+    </w:p>
+    <w:p>
+      <w:pPr>
+        <w:spacing w:after="200" w:lineRule="auto"/>
+        <w:rPr>
+          <w:sz w:val="28"/>
+          <w:szCs w:val="28"/>
+        </w:rPr>
+      </w:pPr>
+      <w:r>
+        <w:rPr>
+          <w:sz w:val="28"/>
+          <w:szCs w:val="28"/>
+          <w:rtl w:val="0"/>
+        </w:rPr>
+        <w:t xml:space="preserve">There was no AVIS or any other news agency crew trailing him or any bodyguards. A rural district didn't want to watch itself being performed to, it wanted to see whether a man would still show up when there was no audience to perform for. The road out here had been unpaved for the last two miles, and the dust on his coat was doing more persuasive work than anything he was about to say.</w:t>
       </w:r>
     </w:p>
     <w:p>
@@ -1514,23 +1453,7 @@
           <w:szCs w:val="28"/>
           <w:rtl w:val="0"/>
         </w:rPr>
-        <w:t xml:space="preserve">"We've had people come through with plans before," she said. "Most of them left with the season. </w:t>
-      </w:r>
-      <w:r>
-        <w:rPr>
-          <w:sz w:val="28"/>
-          <w:szCs w:val="28"/>
-          <w:rtl w:val="0"/>
-        </w:rPr>
-        <w:t xml:space="preserve">You</w:t>
-      </w:r>
-      <w:r>
-        <w:rPr>
-          <w:sz w:val="28"/>
-          <w:szCs w:val="28"/>
-          <w:rtl w:val="0"/>
-        </w:rPr>
-        <w:t xml:space="preserve"> planning on being one of the ones who comes back?"</w:t>
+        <w:t xml:space="preserve">"We've had people come through with plans before," she said. "Most of them left with the season. You planning on being one of the ones who comes back?"</w:t>
       </w:r>
     </w:p>
     <w:p>
@@ -1581,23 +1504,7 @@
           <w:szCs w:val="28"/>
           <w:rtl w:val="0"/>
         </w:rPr>
-        <w:t xml:space="preserve">Aldric stayed for a while, long enough that the conversation drifted away from rail and R&amp;D Centers entirely, into the old woman's granddaughter's schooling, the younger man's opinion on a neighboring farm's dispute, small things that had nothing to do with a campaign and everything to do with a small town. Aldric said little during that stretch, mostly </w:t>
-      </w:r>
-      <w:r>
-        <w:rPr>
-          <w:sz w:val="28"/>
-          <w:szCs w:val="28"/>
-          <w:rtl w:val="0"/>
-        </w:rPr>
-        <w:t xml:space="preserve">listened</w:t>
-      </w:r>
-      <w:r>
-        <w:rPr>
-          <w:sz w:val="28"/>
-          <w:szCs w:val="28"/>
-          <w:rtl w:val="0"/>
-        </w:rPr>
-        <w:t xml:space="preserve">. He finally rose to walk back toward the road after a while, no one asked him for a slogan on the way out.</w:t>
+        <w:t xml:space="preserve">Aldric stayed for a while, long enough that the conversation drifted away from rail and R&amp;D Centers entirely, into the old woman's granddaughter's schooling, the younger man's opinion on a neighboring farm's dispute, small things that had nothing to do with a campaign and everything to do with a small town. Aldric said little during that stretch, mostly listened. He finally rose to walk back toward the road after a while, no one asked him for a slogan on the way out.</w:t>
       </w:r>
     </w:p>
     <w:p>
@@ -2267,4 +2174,19 @@
   </a:objectDefaults>
   <a:extraClrSchemeLst/>
 </a:theme>
+</file>
+
+<file path=customXML/item1.xml><?xml version="1.0" encoding="utf-8"?>
+<go:gDocsCustomXmlDataStorage xmlns:go="http://customooxmlschemas.google.com/" xmlns:r="http://schemas.openxmlformats.org/officeDocument/2006/relationships" uri="GoogleDocsCustomDataVersion2">
+  <go:docsCustomData xmlns:go="http://customooxmlschemas.google.com/" roundtripDataSignature="AMtx7milhzThPaJWyylZOXrTAOvYOcsN5g==">CgMxLjA4AHIhMTJGTGtWMWF5Qk1nM3Y2cThOaDNjYlR1MzRJbzFYY3pG</go:docsCustomData>
+</go:gDocsCustomXmlDataStorage>
+</file>
+
+<file path=customXML/itemProps1.xml><?xml version="1.0" encoding="utf-8"?>
+<ds:datastoreItem xmlns:ds="http://schemas.openxmlformats.org/officeDocument/2006/customXml" ds:itemID="{11111111-1234-1234-1234-123412341234}">
+  <ds:schemaRefs>
+    <ds:schemaRef ds:uri="http://schemas.openxmlformats.org/officeDocument/2006/relationships"/>
+    <ds:schemaRef ds:uri="http://customooxmlschemas.google.com/"/>
+  </ds:schemaRefs>
+</ds:datastoreItem>
 </file>
--- a/campaigning/Cambria Campaigning.docx
+++ b/campaigning/Cambria Campaigning.docx
@@ -1526,7 +1526,83 @@
     </w:p>
     <w:p>
       <w:pPr>
-        <w:spacing w:after="200" w:lineRule="auto"/>
+        <w:spacing w:line="276" w:lineRule="auto"/>
+        <w:rPr>
+          <w:sz w:val="28"/>
+          <w:szCs w:val="28"/>
+        </w:rPr>
+      </w:pPr>
+      <w:r>
+        <w:rPr>
+          <w:b w:val="1"/>
+          <w:bCs w:val="1"/>
+          <w:sz w:val="36"/>
+          <w:szCs w:val="36"/>
+          <w:rtl w:val="0"/>
+        </w:rPr>
+        <w:t xml:space="preserve">Poster Below</w:t>
+      </w:r>
+      <w:r>
+        <w:rPr>
+          <w:rtl w:val="0"/>
+        </w:rPr>
+      </w:r>
+    </w:p>
+    <w:p>
+      <w:pPr>
+        <w:spacing w:after="200" w:lineRule="auto"/>
+        <w:rPr>
+          <w:sz w:val="28"/>
+          <w:szCs w:val="28"/>
+        </w:rPr>
+      </w:pPr>
+      <w:r>
+        <w:rPr>
+          <w:sz w:val="28"/>
+          <w:szCs w:val="28"/>
+        </w:rPr>
+        <w:drawing>
+          <wp:inline distB="114300" distT="114300" distL="114300" distR="114300">
+            <wp:extent cx="5943600" cy="9093200"/>
+            <wp:effectExtent b="0" l="0" r="0" t="0"/>
+            <wp:docPr id="1" name="image1.png"/>
+            <a:graphic>
+              <a:graphicData uri="http://schemas.openxmlformats.org/drawingml/2006/picture">
+                <pic:pic>
+                  <pic:nvPicPr>
+                    <pic:cNvPr id="0" name="image1.png"/>
+                    <pic:cNvPicPr preferRelativeResize="0"/>
+                  </pic:nvPicPr>
+                  <pic:blipFill>
+                    <a:blip r:embed="rId8"/>
+                    <a:srcRect b="0" l="0" r="0" t="0"/>
+                    <a:stretch>
+                      <a:fillRect/>
+                    </a:stretch>
+                  </pic:blipFill>
+                  <pic:spPr>
+                    <a:xfrm>
+                      <a:off x="0" y="0"/>
+                      <a:ext cx="5943600" cy="9093200"/>
+                    </a:xfrm>
+                    <a:prstGeom prst="rect"/>
+                    <a:ln/>
+                  </pic:spPr>
+                </pic:pic>
+              </a:graphicData>
+            </a:graphic>
+          </wp:inline>
+        </w:drawing>
+      </w:r>
+      <w:r>
+        <w:rPr>
+          <w:rtl w:val="0"/>
+        </w:rPr>
+      </w:r>
+    </w:p>
+    <w:p>
+      <w:pPr>
+        <w:spacing w:line="276" w:lineRule="auto"/>
         <w:rPr>
           <w:sz w:val="28"/>
           <w:szCs w:val="28"/>
@@ -2178,7 +2254,7 @@
 
 <file path=customXML/item1.xml><?xml version="1.0" encoding="utf-8"?>
 <go:gDocsCustomXmlDataStorage xmlns:go="http://customooxmlschemas.google.com/" xmlns:r="http://schemas.openxmlformats.org/officeDocument/2006/relationships" uri="GoogleDocsCustomDataVersion2">
-  <go:docsCustomData xmlns:go="http://customooxmlschemas.google.com/" roundtripDataSignature="AMtx7milhzThPaJWyylZOXrTAOvYOcsN5g==">CgMxLjA4AHIhMTJGTGtWMWF5Qk1nM3Y2cThOaDNjYlR1MzRJbzFYY3pG</go:docsCustomData>
+  <go:docsCustomData xmlns:go="http://customooxmlschemas.google.com/" roundtripDataSignature="AMtx7mj5uuGfKUyXhMOqQvj1nTZ7Ji8BMw==">CgMxLjA4AHIhMU5hREl0MkJxUkxkZkt4bHdFbWlBX1RyS3AtQXNneUx3</go:docsCustomData>
 </go:gDocsCustomXmlDataStorage>
 </file>
 
